--- a/masters/resume-experienced/resume-experienced-sample.docx
+++ b/masters/resume-experienced/resume-experienced-sample.docx
@@ -4,7 +4,7 @@
   <w:body>
     <w:p>
       <w:pPr>
-        <w:spacing w:after="34" w:before="0" w:line="312" w:lineRule="auto"/>
+        <w:spacing w:after="26" w:before="0" w:line="312" w:lineRule="auto"/>
         <w:jc w:val="center"/>
       </w:pPr>
       <w:r>
@@ -19,7 +19,7 @@
     </w:p>
     <w:p>
       <w:pPr>
-        <w:spacing w:after="85" w:before="0" w:line="312" w:lineRule="auto"/>
+        <w:spacing w:after="66" w:before="0" w:line="312" w:lineRule="auto"/>
         <w:jc w:val="left"/>
         <w:pBdr>
           <w:bottom w:val="single" w:sz="14" w:space="2" w:color="24384F"/>
@@ -52,7 +52,7 @@
       </w:tblGrid>
       <w:tr>
         <w:trPr>
-          <w:trHeight w:val="361" w:hRule="atLeast"/>
+          <w:trHeight w:val="385" w:hRule="atLeast"/>
         </w:trPr>
         <w:tc>
           <w:tcPr>
@@ -235,18 +235,22 @@
               <w:bottom w:val="single" w:sz="6" w:space="0" w:color="C9D2DD"/>
               <w:right w:val="single" w:sz="6" w:space="0" w:color="C9D2DD"/>
             </w:tcBorders>
+            <w:tcMar>
+              <w:left w:w="0" w:type="dxa"/>
+              <w:right w:w="0" w:type="dxa"/>
+            </w:tcMar>
             <w:vAlign w:val="center"/>
           </w:tcPr>
           <w:p>
             <w:pPr>
-              <w:spacing w:after="0" w:before="0"/>
+              <w:spacing w:after="0" w:before="0" w:line="240" w:lineRule="auto"/>
               <w:jc w:val="center"/>
             </w:pPr>
             <w:r/>
             <w:r>
               <w:drawing>
                 <wp:inline xmlns:a="http://schemas.openxmlformats.org/drawingml/2006/main" xmlns:pic="http://schemas.openxmlformats.org/drawingml/2006/picture">
-                  <wp:extent cx="633600" cy="846000"/>
+                  <wp:extent cx="680400" cy="903600"/>
                   <wp:docPr id="1" name="Picture 1"/>
                   <wp:cNvGraphicFramePr>
                     <a:graphicFrameLocks noChangeAspect="1"/>
@@ -267,7 +271,7 @@
                         <pic:spPr>
                           <a:xfrm>
                             <a:off x="0" y="0"/>
-                            <a:ext cx="633600" cy="846000"/>
+                            <a:ext cx="680400" cy="903600"/>
                           </a:xfrm>
                           <a:prstGeom prst="rect"/>
                         </pic:spPr>
@@ -282,7 +286,7 @@
       </w:tr>
       <w:tr>
         <w:trPr>
-          <w:trHeight w:val="361" w:hRule="atLeast"/>
+          <w:trHeight w:val="385" w:hRule="atLeast"/>
         </w:trPr>
         <w:tc>
           <w:tcPr>
@@ -472,7 +476,7 @@
       </w:tr>
       <w:tr>
         <w:trPr>
-          <w:trHeight w:val="361" w:hRule="atLeast"/>
+          <w:trHeight w:val="385" w:hRule="atLeast"/>
         </w:trPr>
         <w:tc>
           <w:tcPr>
@@ -549,7 +553,7 @@
       </w:tr>
       <w:tr>
         <w:trPr>
-          <w:trHeight w:val="361" w:hRule="atLeast"/>
+          <w:trHeight w:val="385" w:hRule="atLeast"/>
         </w:trPr>
         <w:tc>
           <w:tcPr>
@@ -627,7 +631,7 @@
     </w:tbl>
     <w:p>
       <w:pPr>
-        <w:spacing w:after="34" w:before="0" w:line="312" w:lineRule="auto"/>
+        <w:spacing w:after="26" w:before="0" w:line="312" w:lineRule="auto"/>
         <w:jc w:val="left"/>
       </w:pPr>
       <w:r>
@@ -640,7 +644,7 @@
     </w:p>
     <w:p>
       <w:pPr>
-        <w:spacing w:after="34" w:before="68" w:line="312" w:lineRule="auto"/>
+        <w:spacing w:after="26" w:before="53" w:line="312" w:lineRule="auto"/>
         <w:jc w:val="left"/>
         <w:pBdr>
           <w:bottom w:val="single" w:sz="6" w:space="2" w:color="C9D2DD"/>
@@ -682,7 +686,7 @@
       </w:tblGrid>
       <w:tr>
         <w:trPr>
-          <w:trHeight w:val="361" w:hRule="atLeast"/>
+          <w:trHeight w:val="280" w:hRule="atLeast"/>
         </w:trPr>
         <w:tc>
           <w:tcPr>
@@ -832,7 +836,7 @@
       </w:tr>
       <w:tr>
         <w:trPr>
-          <w:trHeight w:val="361" w:hRule="atLeast"/>
+          <w:trHeight w:val="280" w:hRule="atLeast"/>
         </w:trPr>
         <w:tc>
           <w:tcPr>
@@ -977,7 +981,7 @@
       </w:tr>
       <w:tr>
         <w:trPr>
-          <w:trHeight w:val="361" w:hRule="atLeast"/>
+          <w:trHeight w:val="280" w:hRule="atLeast"/>
         </w:trPr>
         <w:tc>
           <w:tcPr>
@@ -1113,7 +1117,7 @@
     </w:tbl>
     <w:p>
       <w:pPr>
-        <w:spacing w:after="34" w:before="0" w:line="312" w:lineRule="auto"/>
+        <w:spacing w:after="26" w:before="0" w:line="312" w:lineRule="auto"/>
         <w:jc w:val="left"/>
       </w:pPr>
       <w:r>
@@ -1126,7 +1130,7 @@
     </w:p>
     <w:p>
       <w:pPr>
-        <w:spacing w:after="34" w:before="68" w:line="312" w:lineRule="auto"/>
+        <w:spacing w:after="26" w:before="53" w:line="312" w:lineRule="auto"/>
         <w:jc w:val="left"/>
         <w:pBdr>
           <w:bottom w:val="single" w:sz="6" w:space="2" w:color="C9D2DD"/>
@@ -1168,7 +1172,7 @@
       </w:tblGrid>
       <w:tr>
         <w:trPr>
-          <w:trHeight w:val="361" w:hRule="atLeast"/>
+          <w:trHeight w:val="280" w:hRule="atLeast"/>
         </w:trPr>
         <w:tc>
           <w:tcPr>
@@ -1318,7 +1322,7 @@
       </w:tr>
       <w:tr>
         <w:trPr>
-          <w:trHeight w:val="361" w:hRule="atLeast"/>
+          <w:trHeight w:val="280" w:hRule="atLeast"/>
         </w:trPr>
         <w:tc>
           <w:tcPr>
@@ -1463,7 +1467,7 @@
       </w:tr>
       <w:tr>
         <w:trPr>
-          <w:trHeight w:val="361" w:hRule="atLeast"/>
+          <w:trHeight w:val="280" w:hRule="atLeast"/>
         </w:trPr>
         <w:tc>
           <w:tcPr>
@@ -1608,7 +1612,7 @@
       </w:tr>
       <w:tr>
         <w:trPr>
-          <w:trHeight w:val="361" w:hRule="atLeast"/>
+          <w:trHeight w:val="280" w:hRule="atLeast"/>
         </w:trPr>
         <w:tc>
           <w:tcPr>
@@ -1753,7 +1757,7 @@
       </w:tr>
       <w:tr>
         <w:trPr>
-          <w:trHeight w:val="361" w:hRule="atLeast"/>
+          <w:trHeight w:val="280" w:hRule="atLeast"/>
         </w:trPr>
         <w:tc>
           <w:tcPr>
@@ -1889,7 +1893,7 @@
     </w:tbl>
     <w:p>
       <w:pPr>
-        <w:spacing w:after="34" w:before="0" w:line="312" w:lineRule="auto"/>
+        <w:spacing w:after="26" w:before="0" w:line="312" w:lineRule="auto"/>
         <w:jc w:val="left"/>
       </w:pPr>
       <w:r>
@@ -1902,7 +1906,7 @@
     </w:p>
     <w:p>
       <w:pPr>
-        <w:spacing w:after="34" w:before="68" w:line="312" w:lineRule="auto"/>
+        <w:spacing w:after="26" w:before="53" w:line="312" w:lineRule="auto"/>
         <w:jc w:val="left"/>
         <w:pBdr>
           <w:bottom w:val="single" w:sz="6" w:space="2" w:color="C9D2DD"/>
@@ -1945,7 +1949,7 @@
       </w:tblGrid>
       <w:tr>
         <w:trPr>
-          <w:trHeight w:val="385" w:hRule="atLeast"/>
+          <w:trHeight w:val="299" w:hRule="atLeast"/>
         </w:trPr>
         <w:tc>
           <w:tcPr>
@@ -2124,7 +2128,7 @@
       </w:tr>
       <w:tr>
         <w:trPr>
-          <w:trHeight w:val="385" w:hRule="atLeast"/>
+          <w:trHeight w:val="299" w:hRule="atLeast"/>
         </w:trPr>
         <w:tc>
           <w:tcPr>
@@ -2297,7 +2301,7 @@
       </w:tr>
       <w:tr>
         <w:trPr>
-          <w:trHeight w:val="385" w:hRule="atLeast"/>
+          <w:trHeight w:val="299" w:hRule="atLeast"/>
         </w:trPr>
         <w:tc>
           <w:tcPr>
@@ -2470,7 +2474,7 @@
       </w:tr>
       <w:tr>
         <w:trPr>
-          <w:trHeight w:val="385" w:hRule="atLeast"/>
+          <w:trHeight w:val="299" w:hRule="atLeast"/>
         </w:trPr>
         <w:tc>
           <w:tcPr>
@@ -2632,7 +2636,7 @@
     </w:tbl>
     <w:p>
       <w:pPr>
-        <w:spacing w:after="34" w:before="0" w:line="312" w:lineRule="auto"/>
+        <w:spacing w:after="26" w:before="0" w:line="312" w:lineRule="auto"/>
         <w:jc w:val="left"/>
       </w:pPr>
       <w:r>
@@ -2645,7 +2649,7 @@
     </w:p>
     <w:p>
       <w:pPr>
-        <w:spacing w:after="34" w:before="68" w:line="312" w:lineRule="auto"/>
+        <w:spacing w:after="26" w:before="53" w:line="312" w:lineRule="auto"/>
         <w:jc w:val="left"/>
         <w:pBdr>
           <w:bottom w:val="single" w:sz="6" w:space="2" w:color="C9D2DD"/>
@@ -2686,7 +2690,7 @@
       </w:tblGrid>
       <w:tr>
         <w:trPr>
-          <w:trHeight w:val="361" w:hRule="atLeast"/>
+          <w:trHeight w:val="280" w:hRule="atLeast"/>
         </w:trPr>
         <w:tc>
           <w:tcPr>
@@ -2805,7 +2809,7 @@
       </w:tr>
       <w:tr>
         <w:trPr>
-          <w:trHeight w:val="361" w:hRule="atLeast"/>
+          <w:trHeight w:val="280" w:hRule="atLeast"/>
         </w:trPr>
         <w:tc>
           <w:tcPr>
@@ -2869,7 +2873,7 @@
     </w:tbl>
     <w:p>
       <w:pPr>
-        <w:spacing w:after="34" w:before="0" w:line="312" w:lineRule="auto"/>
+        <w:spacing w:after="26" w:before="0" w:line="312" w:lineRule="auto"/>
         <w:jc w:val="left"/>
       </w:pPr>
       <w:r>
@@ -2882,7 +2886,7 @@
     </w:p>
     <w:p>
       <w:pPr>
-        <w:spacing w:after="68" w:before="0" w:line="312" w:lineRule="auto"/>
+        <w:spacing w:after="53" w:before="0" w:line="312" w:lineRule="auto"/>
         <w:jc w:val="center"/>
       </w:pPr>
       <w:r>
@@ -2896,7 +2900,7 @@
     </w:p>
     <w:p>
       <w:pPr>
-        <w:spacing w:after="68" w:before="68" w:line="312" w:lineRule="auto"/>
+        <w:spacing w:after="53" w:before="53" w:line="312" w:lineRule="auto"/>
         <w:jc w:val="center"/>
       </w:pPr>
       <w:r>
@@ -2911,7 +2915,7 @@
     </w:p>
     <w:p>
       <w:pPr>
-        <w:spacing w:after="68" w:before="0" w:line="312" w:lineRule="auto"/>
+        <w:spacing w:after="53" w:before="0" w:line="312" w:lineRule="auto"/>
         <w:jc w:val="right"/>
       </w:pPr>
       <w:r>
@@ -2949,7 +2953,7 @@
     </w:p>
     <w:p>
       <w:pPr>
-        <w:spacing w:after="0" w:before="51" w:line="312" w:lineRule="auto"/>
+        <w:spacing w:after="0" w:before="40" w:line="312" w:lineRule="auto"/>
         <w:jc w:val="left"/>
       </w:pPr>
       <w:r>

--- a/masters/resume-experienced/resume-experienced-sample.docx
+++ b/masters/resume-experienced/resume-experienced-sample.docx
@@ -4,7 +4,7 @@
   <w:body>
     <w:p>
       <w:pPr>
-        <w:spacing w:after="26" w:before="0" w:line="312" w:lineRule="auto"/>
+        <w:spacing w:after="34" w:before="0" w:line="312" w:lineRule="auto"/>
         <w:jc w:val="center"/>
       </w:pPr>
       <w:r>
@@ -19,7 +19,7 @@
     </w:p>
     <w:p>
       <w:pPr>
-        <w:spacing w:after="66" w:before="0" w:line="312" w:lineRule="auto"/>
+        <w:spacing w:after="85" w:before="0" w:line="312" w:lineRule="auto"/>
         <w:jc w:val="left"/>
         <w:pBdr>
           <w:bottom w:val="single" w:sz="14" w:space="2" w:color="24384F"/>
@@ -52,7 +52,7 @@
       </w:tblGrid>
       <w:tr>
         <w:trPr>
-          <w:trHeight w:val="385" w:hRule="atLeast"/>
+          <w:trHeight w:val="361" w:hRule="atLeast"/>
         </w:trPr>
         <w:tc>
           <w:tcPr>
@@ -235,22 +235,18 @@
               <w:bottom w:val="single" w:sz="6" w:space="0" w:color="C9D2DD"/>
               <w:right w:val="single" w:sz="6" w:space="0" w:color="C9D2DD"/>
             </w:tcBorders>
-            <w:tcMar>
-              <w:left w:w="0" w:type="dxa"/>
-              <w:right w:w="0" w:type="dxa"/>
-            </w:tcMar>
             <w:vAlign w:val="center"/>
           </w:tcPr>
           <w:p>
             <w:pPr>
-              <w:spacing w:after="0" w:before="0" w:line="240" w:lineRule="auto"/>
+              <w:spacing w:after="0" w:before="0"/>
               <w:jc w:val="center"/>
             </w:pPr>
             <w:r/>
             <w:r>
               <w:drawing>
                 <wp:inline xmlns:a="http://schemas.openxmlformats.org/drawingml/2006/main" xmlns:pic="http://schemas.openxmlformats.org/drawingml/2006/picture">
-                  <wp:extent cx="680400" cy="903600"/>
+                  <wp:extent cx="633600" cy="846000"/>
                   <wp:docPr id="1" name="Picture 1"/>
                   <wp:cNvGraphicFramePr>
                     <a:graphicFrameLocks noChangeAspect="1"/>
@@ -271,7 +267,7 @@
                         <pic:spPr>
                           <a:xfrm>
                             <a:off x="0" y="0"/>
-                            <a:ext cx="680400" cy="903600"/>
+                            <a:ext cx="633600" cy="846000"/>
                           </a:xfrm>
                           <a:prstGeom prst="rect"/>
                         </pic:spPr>
@@ -286,7 +282,7 @@
       </w:tr>
       <w:tr>
         <w:trPr>
-          <w:trHeight w:val="385" w:hRule="atLeast"/>
+          <w:trHeight w:val="361" w:hRule="atLeast"/>
         </w:trPr>
         <w:tc>
           <w:tcPr>
@@ -476,7 +472,7 @@
       </w:tr>
       <w:tr>
         <w:trPr>
-          <w:trHeight w:val="385" w:hRule="atLeast"/>
+          <w:trHeight w:val="361" w:hRule="atLeast"/>
         </w:trPr>
         <w:tc>
           <w:tcPr>
@@ -553,7 +549,7 @@
       </w:tr>
       <w:tr>
         <w:trPr>
-          <w:trHeight w:val="385" w:hRule="atLeast"/>
+          <w:trHeight w:val="361" w:hRule="atLeast"/>
         </w:trPr>
         <w:tc>
           <w:tcPr>
@@ -631,7 +627,7 @@
     </w:tbl>
     <w:p>
       <w:pPr>
-        <w:spacing w:after="26" w:before="0" w:line="312" w:lineRule="auto"/>
+        <w:spacing w:after="34" w:before="0" w:line="312" w:lineRule="auto"/>
         <w:jc w:val="left"/>
       </w:pPr>
       <w:r>
@@ -644,7 +640,7 @@
     </w:p>
     <w:p>
       <w:pPr>
-        <w:spacing w:after="26" w:before="53" w:line="312" w:lineRule="auto"/>
+        <w:spacing w:after="34" w:before="68" w:line="312" w:lineRule="auto"/>
         <w:jc w:val="left"/>
         <w:pBdr>
           <w:bottom w:val="single" w:sz="6" w:space="2" w:color="C9D2DD"/>
@@ -686,7 +682,7 @@
       </w:tblGrid>
       <w:tr>
         <w:trPr>
-          <w:trHeight w:val="280" w:hRule="atLeast"/>
+          <w:trHeight w:val="361" w:hRule="atLeast"/>
         </w:trPr>
         <w:tc>
           <w:tcPr>
@@ -836,7 +832,7 @@
       </w:tr>
       <w:tr>
         <w:trPr>
-          <w:trHeight w:val="280" w:hRule="atLeast"/>
+          <w:trHeight w:val="361" w:hRule="atLeast"/>
         </w:trPr>
         <w:tc>
           <w:tcPr>
@@ -981,7 +977,7 @@
       </w:tr>
       <w:tr>
         <w:trPr>
-          <w:trHeight w:val="280" w:hRule="atLeast"/>
+          <w:trHeight w:val="361" w:hRule="atLeast"/>
         </w:trPr>
         <w:tc>
           <w:tcPr>
@@ -1117,7 +1113,7 @@
     </w:tbl>
     <w:p>
       <w:pPr>
-        <w:spacing w:after="26" w:before="0" w:line="312" w:lineRule="auto"/>
+        <w:spacing w:after="34" w:before="0" w:line="312" w:lineRule="auto"/>
         <w:jc w:val="left"/>
       </w:pPr>
       <w:r>
@@ -1130,7 +1126,7 @@
     </w:p>
     <w:p>
       <w:pPr>
-        <w:spacing w:after="26" w:before="53" w:line="312" w:lineRule="auto"/>
+        <w:spacing w:after="34" w:before="68" w:line="312" w:lineRule="auto"/>
         <w:jc w:val="left"/>
         <w:pBdr>
           <w:bottom w:val="single" w:sz="6" w:space="2" w:color="C9D2DD"/>
@@ -1172,7 +1168,7 @@
       </w:tblGrid>
       <w:tr>
         <w:trPr>
-          <w:trHeight w:val="280" w:hRule="atLeast"/>
+          <w:trHeight w:val="361" w:hRule="atLeast"/>
         </w:trPr>
         <w:tc>
           <w:tcPr>
@@ -1322,7 +1318,7 @@
       </w:tr>
       <w:tr>
         <w:trPr>
-          <w:trHeight w:val="280" w:hRule="atLeast"/>
+          <w:trHeight w:val="361" w:hRule="atLeast"/>
         </w:trPr>
         <w:tc>
           <w:tcPr>
@@ -1467,7 +1463,7 @@
       </w:tr>
       <w:tr>
         <w:trPr>
-          <w:trHeight w:val="280" w:hRule="atLeast"/>
+          <w:trHeight w:val="361" w:hRule="atLeast"/>
         </w:trPr>
         <w:tc>
           <w:tcPr>
@@ -1612,7 +1608,7 @@
       </w:tr>
       <w:tr>
         <w:trPr>
-          <w:trHeight w:val="280" w:hRule="atLeast"/>
+          <w:trHeight w:val="361" w:hRule="atLeast"/>
         </w:trPr>
         <w:tc>
           <w:tcPr>
@@ -1757,7 +1753,7 @@
       </w:tr>
       <w:tr>
         <w:trPr>
-          <w:trHeight w:val="280" w:hRule="atLeast"/>
+          <w:trHeight w:val="361" w:hRule="atLeast"/>
         </w:trPr>
         <w:tc>
           <w:tcPr>
@@ -1893,7 +1889,7 @@
     </w:tbl>
     <w:p>
       <w:pPr>
-        <w:spacing w:after="26" w:before="0" w:line="312" w:lineRule="auto"/>
+        <w:spacing w:after="34" w:before="0" w:line="312" w:lineRule="auto"/>
         <w:jc w:val="left"/>
       </w:pPr>
       <w:r>
@@ -1906,7 +1902,7 @@
     </w:p>
     <w:p>
       <w:pPr>
-        <w:spacing w:after="26" w:before="53" w:line="312" w:lineRule="auto"/>
+        <w:spacing w:after="34" w:before="68" w:line="312" w:lineRule="auto"/>
         <w:jc w:val="left"/>
         <w:pBdr>
           <w:bottom w:val="single" w:sz="6" w:space="2" w:color="C9D2DD"/>
@@ -1949,7 +1945,7 @@
       </w:tblGrid>
       <w:tr>
         <w:trPr>
-          <w:trHeight w:val="299" w:hRule="atLeast"/>
+          <w:trHeight w:val="385" w:hRule="atLeast"/>
         </w:trPr>
         <w:tc>
           <w:tcPr>
@@ -2128,7 +2124,7 @@
       </w:tr>
       <w:tr>
         <w:trPr>
-          <w:trHeight w:val="299" w:hRule="atLeast"/>
+          <w:trHeight w:val="385" w:hRule="atLeast"/>
         </w:trPr>
         <w:tc>
           <w:tcPr>
@@ -2301,7 +2297,7 @@
       </w:tr>
       <w:tr>
         <w:trPr>
-          <w:trHeight w:val="299" w:hRule="atLeast"/>
+          <w:trHeight w:val="385" w:hRule="atLeast"/>
         </w:trPr>
         <w:tc>
           <w:tcPr>
@@ -2474,7 +2470,7 @@
       </w:tr>
       <w:tr>
         <w:trPr>
-          <w:trHeight w:val="299" w:hRule="atLeast"/>
+          <w:trHeight w:val="385" w:hRule="atLeast"/>
         </w:trPr>
         <w:tc>
           <w:tcPr>
@@ -2636,7 +2632,7 @@
     </w:tbl>
     <w:p>
       <w:pPr>
-        <w:spacing w:after="26" w:before="0" w:line="312" w:lineRule="auto"/>
+        <w:spacing w:after="34" w:before="0" w:line="312" w:lineRule="auto"/>
         <w:jc w:val="left"/>
       </w:pPr>
       <w:r>
@@ -2649,7 +2645,7 @@
     </w:p>
     <w:p>
       <w:pPr>
-        <w:spacing w:after="26" w:before="53" w:line="312" w:lineRule="auto"/>
+        <w:spacing w:after="34" w:before="68" w:line="312" w:lineRule="auto"/>
         <w:jc w:val="left"/>
         <w:pBdr>
           <w:bottom w:val="single" w:sz="6" w:space="2" w:color="C9D2DD"/>
@@ -2690,7 +2686,7 @@
       </w:tblGrid>
       <w:tr>
         <w:trPr>
-          <w:trHeight w:val="280" w:hRule="atLeast"/>
+          <w:trHeight w:val="361" w:hRule="atLeast"/>
         </w:trPr>
         <w:tc>
           <w:tcPr>
@@ -2809,7 +2805,7 @@
       </w:tr>
       <w:tr>
         <w:trPr>
-          <w:trHeight w:val="280" w:hRule="atLeast"/>
+          <w:trHeight w:val="361" w:hRule="atLeast"/>
         </w:trPr>
         <w:tc>
           <w:tcPr>
@@ -2873,7 +2869,7 @@
     </w:tbl>
     <w:p>
       <w:pPr>
-        <w:spacing w:after="26" w:before="0" w:line="312" w:lineRule="auto"/>
+        <w:spacing w:after="34" w:before="0" w:line="312" w:lineRule="auto"/>
         <w:jc w:val="left"/>
       </w:pPr>
       <w:r>
@@ -2886,7 +2882,7 @@
     </w:p>
     <w:p>
       <w:pPr>
-        <w:spacing w:after="53" w:before="0" w:line="312" w:lineRule="auto"/>
+        <w:spacing w:after="68" w:before="0" w:line="312" w:lineRule="auto"/>
         <w:jc w:val="center"/>
       </w:pPr>
       <w:r>
@@ -2900,7 +2896,7 @@
     </w:p>
     <w:p>
       <w:pPr>
-        <w:spacing w:after="53" w:before="53" w:line="312" w:lineRule="auto"/>
+        <w:spacing w:after="68" w:before="68" w:line="312" w:lineRule="auto"/>
         <w:jc w:val="center"/>
       </w:pPr>
       <w:r>
@@ -2915,7 +2911,7 @@
     </w:p>
     <w:p>
       <w:pPr>
-        <w:spacing w:after="53" w:before="0" w:line="312" w:lineRule="auto"/>
+        <w:spacing w:after="68" w:before="0" w:line="312" w:lineRule="auto"/>
         <w:jc w:val="right"/>
       </w:pPr>
       <w:r>
@@ -2953,7 +2949,7 @@
     </w:p>
     <w:p>
       <w:pPr>
-        <w:spacing w:after="0" w:before="40" w:line="312" w:lineRule="auto"/>
+        <w:spacing w:after="0" w:before="51" w:line="312" w:lineRule="auto"/>
         <w:jc w:val="left"/>
       </w:pPr>
       <w:r>

--- a/masters/resume-experienced/resume-experienced-sample.docx
+++ b/masters/resume-experienced/resume-experienced-sample.docx
@@ -4,7 +4,7 @@
   <w:body>
     <w:p>
       <w:pPr>
-        <w:spacing w:after="34" w:before="0" w:line="312" w:lineRule="auto"/>
+        <w:spacing w:after="37" w:before="0" w:line="312" w:lineRule="auto"/>
         <w:jc w:val="center"/>
       </w:pPr>
       <w:r>
@@ -19,7 +19,7 @@
     </w:p>
     <w:p>
       <w:pPr>
-        <w:spacing w:after="85" w:before="0" w:line="312" w:lineRule="auto"/>
+        <w:spacing w:after="92" w:before="0" w:line="312" w:lineRule="auto"/>
         <w:jc w:val="left"/>
         <w:pBdr>
           <w:bottom w:val="single" w:sz="14" w:space="2" w:color="24384F"/>
@@ -52,7 +52,7 @@
       </w:tblGrid>
       <w:tr>
         <w:trPr>
-          <w:trHeight w:val="361" w:hRule="atLeast"/>
+          <w:trHeight w:val="391" w:hRule="atLeast"/>
         </w:trPr>
         <w:tc>
           <w:tcPr>
@@ -235,18 +235,22 @@
               <w:bottom w:val="single" w:sz="6" w:space="0" w:color="C9D2DD"/>
               <w:right w:val="single" w:sz="6" w:space="0" w:color="C9D2DD"/>
             </w:tcBorders>
+            <w:tcMar>
+              <w:left w:w="0" w:type="dxa"/>
+              <w:right w:w="0" w:type="dxa"/>
+            </w:tcMar>
             <w:vAlign w:val="center"/>
           </w:tcPr>
           <w:p>
             <w:pPr>
-              <w:spacing w:after="0" w:before="0"/>
+              <w:spacing w:after="0" w:before="0" w:line="240" w:lineRule="auto"/>
               <w:jc w:val="center"/>
             </w:pPr>
             <w:r/>
             <w:r>
               <w:drawing>
                 <wp:inline xmlns:a="http://schemas.openxmlformats.org/drawingml/2006/main" xmlns:pic="http://schemas.openxmlformats.org/drawingml/2006/picture">
-                  <wp:extent cx="633600" cy="846000"/>
+                  <wp:extent cx="680400" cy="903600"/>
                   <wp:docPr id="1" name="Picture 1"/>
                   <wp:cNvGraphicFramePr>
                     <a:graphicFrameLocks noChangeAspect="1"/>
@@ -267,7 +271,7 @@
                         <pic:spPr>
                           <a:xfrm>
                             <a:off x="0" y="0"/>
-                            <a:ext cx="633600" cy="846000"/>
+                            <a:ext cx="680400" cy="903600"/>
                           </a:xfrm>
                           <a:prstGeom prst="rect"/>
                         </pic:spPr>
@@ -282,7 +286,7 @@
       </w:tr>
       <w:tr>
         <w:trPr>
-          <w:trHeight w:val="361" w:hRule="atLeast"/>
+          <w:trHeight w:val="391" w:hRule="atLeast"/>
         </w:trPr>
         <w:tc>
           <w:tcPr>
@@ -472,7 +476,7 @@
       </w:tr>
       <w:tr>
         <w:trPr>
-          <w:trHeight w:val="361" w:hRule="atLeast"/>
+          <w:trHeight w:val="391" w:hRule="atLeast"/>
         </w:trPr>
         <w:tc>
           <w:tcPr>
@@ -549,7 +553,7 @@
       </w:tr>
       <w:tr>
         <w:trPr>
-          <w:trHeight w:val="361" w:hRule="atLeast"/>
+          <w:trHeight w:val="391" w:hRule="atLeast"/>
         </w:trPr>
         <w:tc>
           <w:tcPr>
@@ -627,7 +631,7 @@
     </w:tbl>
     <w:p>
       <w:pPr>
-        <w:spacing w:after="34" w:before="0" w:line="312" w:lineRule="auto"/>
+        <w:spacing w:after="37" w:before="0" w:line="312" w:lineRule="auto"/>
         <w:jc w:val="left"/>
       </w:pPr>
       <w:r>
@@ -640,7 +644,7 @@
     </w:p>
     <w:p>
       <w:pPr>
-        <w:spacing w:after="34" w:before="68" w:line="312" w:lineRule="auto"/>
+        <w:spacing w:after="37" w:before="74" w:line="312" w:lineRule="auto"/>
         <w:jc w:val="left"/>
         <w:pBdr>
           <w:bottom w:val="single" w:sz="6" w:space="2" w:color="C9D2DD"/>
@@ -682,7 +686,7 @@
       </w:tblGrid>
       <w:tr>
         <w:trPr>
-          <w:trHeight w:val="361" w:hRule="atLeast"/>
+          <w:trHeight w:val="391" w:hRule="atLeast"/>
         </w:trPr>
         <w:tc>
           <w:tcPr>
@@ -832,7 +836,7 @@
       </w:tr>
       <w:tr>
         <w:trPr>
-          <w:trHeight w:val="361" w:hRule="atLeast"/>
+          <w:trHeight w:val="391" w:hRule="atLeast"/>
         </w:trPr>
         <w:tc>
           <w:tcPr>
@@ -977,7 +981,7 @@
       </w:tr>
       <w:tr>
         <w:trPr>
-          <w:trHeight w:val="361" w:hRule="atLeast"/>
+          <w:trHeight w:val="391" w:hRule="atLeast"/>
         </w:trPr>
         <w:tc>
           <w:tcPr>
@@ -1113,7 +1117,7 @@
     </w:tbl>
     <w:p>
       <w:pPr>
-        <w:spacing w:after="34" w:before="0" w:line="312" w:lineRule="auto"/>
+        <w:spacing w:after="37" w:before="0" w:line="312" w:lineRule="auto"/>
         <w:jc w:val="left"/>
       </w:pPr>
       <w:r>
@@ -1126,7 +1130,7 @@
     </w:p>
     <w:p>
       <w:pPr>
-        <w:spacing w:after="34" w:before="68" w:line="312" w:lineRule="auto"/>
+        <w:spacing w:after="37" w:before="74" w:line="312" w:lineRule="auto"/>
         <w:jc w:val="left"/>
         <w:pBdr>
           <w:bottom w:val="single" w:sz="6" w:space="2" w:color="C9D2DD"/>
@@ -1168,7 +1172,7 @@
       </w:tblGrid>
       <w:tr>
         <w:trPr>
-          <w:trHeight w:val="361" w:hRule="atLeast"/>
+          <w:trHeight w:val="391" w:hRule="atLeast"/>
         </w:trPr>
         <w:tc>
           <w:tcPr>
@@ -1318,7 +1322,7 @@
       </w:tr>
       <w:tr>
         <w:trPr>
-          <w:trHeight w:val="361" w:hRule="atLeast"/>
+          <w:trHeight w:val="391" w:hRule="atLeast"/>
         </w:trPr>
         <w:tc>
           <w:tcPr>
@@ -1463,7 +1467,7 @@
       </w:tr>
       <w:tr>
         <w:trPr>
-          <w:trHeight w:val="361" w:hRule="atLeast"/>
+          <w:trHeight w:val="391" w:hRule="atLeast"/>
         </w:trPr>
         <w:tc>
           <w:tcPr>
@@ -1608,7 +1612,7 @@
       </w:tr>
       <w:tr>
         <w:trPr>
-          <w:trHeight w:val="361" w:hRule="atLeast"/>
+          <w:trHeight w:val="391" w:hRule="atLeast"/>
         </w:trPr>
         <w:tc>
           <w:tcPr>
@@ -1753,7 +1757,7 @@
       </w:tr>
       <w:tr>
         <w:trPr>
-          <w:trHeight w:val="361" w:hRule="atLeast"/>
+          <w:trHeight w:val="391" w:hRule="atLeast"/>
         </w:trPr>
         <w:tc>
           <w:tcPr>
@@ -1889,7 +1893,7 @@
     </w:tbl>
     <w:p>
       <w:pPr>
-        <w:spacing w:after="34" w:before="0" w:line="312" w:lineRule="auto"/>
+        <w:spacing w:after="37" w:before="0" w:line="312" w:lineRule="auto"/>
         <w:jc w:val="left"/>
       </w:pPr>
       <w:r>
@@ -1902,7 +1906,7 @@
     </w:p>
     <w:p>
       <w:pPr>
-        <w:spacing w:after="34" w:before="68" w:line="312" w:lineRule="auto"/>
+        <w:spacing w:after="37" w:before="74" w:line="312" w:lineRule="auto"/>
         <w:jc w:val="left"/>
         <w:pBdr>
           <w:bottom w:val="single" w:sz="6" w:space="2" w:color="C9D2DD"/>
@@ -1945,7 +1949,7 @@
       </w:tblGrid>
       <w:tr>
         <w:trPr>
-          <w:trHeight w:val="385" w:hRule="atLeast"/>
+          <w:trHeight w:val="417" w:hRule="atLeast"/>
         </w:trPr>
         <w:tc>
           <w:tcPr>
@@ -2124,7 +2128,7 @@
       </w:tr>
       <w:tr>
         <w:trPr>
-          <w:trHeight w:val="385" w:hRule="atLeast"/>
+          <w:trHeight w:val="417" w:hRule="atLeast"/>
         </w:trPr>
         <w:tc>
           <w:tcPr>
@@ -2297,7 +2301,7 @@
       </w:tr>
       <w:tr>
         <w:trPr>
-          <w:trHeight w:val="385" w:hRule="atLeast"/>
+          <w:trHeight w:val="417" w:hRule="atLeast"/>
         </w:trPr>
         <w:tc>
           <w:tcPr>
@@ -2470,7 +2474,7 @@
       </w:tr>
       <w:tr>
         <w:trPr>
-          <w:trHeight w:val="385" w:hRule="atLeast"/>
+          <w:trHeight w:val="417" w:hRule="atLeast"/>
         </w:trPr>
         <w:tc>
           <w:tcPr>
@@ -2632,7 +2636,7 @@
     </w:tbl>
     <w:p>
       <w:pPr>
-        <w:spacing w:after="34" w:before="0" w:line="312" w:lineRule="auto"/>
+        <w:spacing w:after="37" w:before="0" w:line="312" w:lineRule="auto"/>
         <w:jc w:val="left"/>
       </w:pPr>
       <w:r>
@@ -2645,7 +2649,7 @@
     </w:p>
     <w:p>
       <w:pPr>
-        <w:spacing w:after="34" w:before="68" w:line="312" w:lineRule="auto"/>
+        <w:spacing w:after="37" w:before="74" w:line="312" w:lineRule="auto"/>
         <w:jc w:val="left"/>
         <w:pBdr>
           <w:bottom w:val="single" w:sz="6" w:space="2" w:color="C9D2DD"/>
@@ -2686,7 +2690,7 @@
       </w:tblGrid>
       <w:tr>
         <w:trPr>
-          <w:trHeight w:val="361" w:hRule="atLeast"/>
+          <w:trHeight w:val="391" w:hRule="atLeast"/>
         </w:trPr>
         <w:tc>
           <w:tcPr>
@@ -2805,7 +2809,7 @@
       </w:tr>
       <w:tr>
         <w:trPr>
-          <w:trHeight w:val="361" w:hRule="atLeast"/>
+          <w:trHeight w:val="391" w:hRule="atLeast"/>
         </w:trPr>
         <w:tc>
           <w:tcPr>
@@ -2869,7 +2873,7 @@
     </w:tbl>
     <w:p>
       <w:pPr>
-        <w:spacing w:after="34" w:before="0" w:line="312" w:lineRule="auto"/>
+        <w:spacing w:after="37" w:before="0" w:line="312" w:lineRule="auto"/>
         <w:jc w:val="left"/>
       </w:pPr>
       <w:r>
@@ -2882,7 +2886,7 @@
     </w:p>
     <w:p>
       <w:pPr>
-        <w:spacing w:after="68" w:before="0" w:line="312" w:lineRule="auto"/>
+        <w:spacing w:after="74" w:before="0" w:line="312" w:lineRule="auto"/>
         <w:jc w:val="center"/>
       </w:pPr>
       <w:r>
@@ -2896,7 +2900,7 @@
     </w:p>
     <w:p>
       <w:pPr>
-        <w:spacing w:after="68" w:before="68" w:line="312" w:lineRule="auto"/>
+        <w:spacing w:after="74" w:before="74" w:line="312" w:lineRule="auto"/>
         <w:jc w:val="center"/>
       </w:pPr>
       <w:r>
@@ -2911,7 +2915,7 @@
     </w:p>
     <w:p>
       <w:pPr>
-        <w:spacing w:after="68" w:before="0" w:line="312" w:lineRule="auto"/>
+        <w:spacing w:after="74" w:before="0" w:line="312" w:lineRule="auto"/>
         <w:jc w:val="right"/>
       </w:pPr>
       <w:r>
@@ -2949,7 +2953,7 @@
     </w:p>
     <w:p>
       <w:pPr>
-        <w:spacing w:after="0" w:before="51" w:line="312" w:lineRule="auto"/>
+        <w:spacing w:after="0" w:before="55" w:line="312" w:lineRule="auto"/>
         <w:jc w:val="left"/>
       </w:pPr>
       <w:r>
